--- a/Volume 1/Chapter 06 - RESTful APIs/SPA_Vol1_Ch6_Lesson6_8_PATCH_Requests.docx
+++ b/Volume 1/Chapter 06 - RESTful APIs/SPA_Vol1_Ch6_Lesson6_8_PATCH_Requests.docx
@@ -2555,7 +2555,7 @@
         <w:keepNext/>
       </w:pPr>
       <w:r>
-        <w:t>AA14E7E7BD2703694E0A6B6855AF3B8C406102AB1FC56AC905FE33619B31FAA5</w:t>
+        <w:t>DC1E4DE3E0EF3A18F3A5818FAB563EB3FA45D5D3BB1DB527A8D389077ED5EE6C</w:t>
       </w:r>
     </w:p>
     <w:p>
@@ -59227,31 +59227,31 @@
       </w:rPr>
     </w:lvl>
   </w:abstractNum>
-  <w:num w:numId="1" w16cid:durableId="1892839343">
+  <w:num w:numId="1" w16cid:durableId="193270402">
     <w:abstractNumId w:val="8"/>
   </w:num>
-  <w:num w:numId="2" w16cid:durableId="1128746735">
+  <w:num w:numId="2" w16cid:durableId="1731617407">
     <w:abstractNumId w:val="6"/>
   </w:num>
-  <w:num w:numId="3" w16cid:durableId="833491488">
+  <w:num w:numId="3" w16cid:durableId="1392466365">
     <w:abstractNumId w:val="5"/>
   </w:num>
-  <w:num w:numId="4" w16cid:durableId="1857189591">
+  <w:num w:numId="4" w16cid:durableId="87772997">
     <w:abstractNumId w:val="4"/>
   </w:num>
-  <w:num w:numId="5" w16cid:durableId="116996665">
+  <w:num w:numId="5" w16cid:durableId="776220954">
     <w:abstractNumId w:val="7"/>
   </w:num>
-  <w:num w:numId="6" w16cid:durableId="460923348">
+  <w:num w:numId="6" w16cid:durableId="1379814486">
     <w:abstractNumId w:val="3"/>
   </w:num>
-  <w:num w:numId="7" w16cid:durableId="269707914">
+  <w:num w:numId="7" w16cid:durableId="627248049">
     <w:abstractNumId w:val="2"/>
   </w:num>
-  <w:num w:numId="8" w16cid:durableId="709843806">
+  <w:num w:numId="8" w16cid:durableId="56561317">
     <w:abstractNumId w:val="1"/>
   </w:num>
-  <w:num w:numId="9" w16cid:durableId="1110587534">
+  <w:num w:numId="9" w16cid:durableId="1493063148">
     <w:abstractNumId w:val="0"/>
   </w:num>
 </w:numbering>

--- a/Volume 1/Chapter 06 - RESTful APIs/SPA_Vol1_Ch6_Lesson6_8_PATCH_Requests.docx
+++ b/Volume 1/Chapter 06 - RESTful APIs/SPA_Vol1_Ch6_Lesson6_8_PATCH_Requests.docx
@@ -1533,7 +1533,7 @@
     </w:p>
     <w:p>
       <w:r>
-        <w:t>The files step 1 copies from lesson-6.7 are not printed in this lesson, so they are not in the layout: certs, .gitignore, the Data Reset file, .\cpp\httplib.h, .\cpp\vcpkg_installed, your Chapter 5 contacts module, cJSON, nlohmann/json, the MySQL DLLs, the contact store, go.mod, the four .csproj files, package.json, and tsconfig.json. The servers are Lesson 6.7's with one more handler; type them whole, or add the new parts to copies of your Lesson 6.7 files.</w:t>
+        <w:t>The files step 1 copies from lesson-6.7 are not printed in this lesson, so they are not in the layout: certs, .gitignore, the Data Reset files, .\cpp\httplib.h, .\cpp\vcpkg_installed, your Chapter 5 contacts module, cJSON, nlohmann/json, the MySQL DLLs, the contact store, go.mod, the four .csproj files, package.json, and tsconfig.json. The servers are Lesson 6.7's with one more handler; type them whole, or add the new parts to copies of your Lesson 6.7 files.</w:t>
       </w:r>
     </w:p>
     <w:p>
@@ -1831,10 +1831,10 @@
         <w:keepNext/>
       </w:pPr>
       <w:r>
-        <w:t>Still in lesson-6.8, copy what Lesson 6.7 already holds and this lesson does not change: the certificates and .gitignore, the Data Reset file, cpp-httplib and the project's OpenSSL, your Chapter 5 contacts module (already renamed to spa_contacts), cJSON and nlohmann/json, the MySQL DLLs, the contact store and go.mod, the four C# project files, and TypeScript's package.json and tsconfig.json. None of them is printed again. The last line gives package.json this lesson's name, which npm shows when it runs a sc</w:t>
-      </w:r>
-      <w:r>
-        <w:t>ript: npm pkg set changes one setting in package.json. The servers, the clients, and the new contact_patch files are printed in full below.</w:t>
+        <w:t>Still in lesson-6.8, copy what Lesson 6.7 already holds and this lesson does not change: the certificates and .gitignore, the six Data Reset files, cpp-httplib and the project's OpenSSL, your Chapter 5 contacts module (already renamed to spa_contacts), cJSON and nlohmann/json, the MySQL DLLs, the contact store and go.mod, the four C# project files, and TypeScript's package.json and tsconfig.json. None of them is printed again. The last line gives package.json this lesson's name, which npm shows when it runs</w:t>
+      </w:r>
+      <w:r>
+        <w:t xml:space="preserve"> a script: npm pkg set changes one setting in package.json. The servers, the clients, and the new contact_patch files are printed in full below.</w:t>
       </w:r>
     </w:p>
     <w:p>
@@ -1873,7 +1873,7 @@
         <w:pStyle w:val="CommandBlock"/>
       </w:pPr>
       <w:r>
-        <w:t>Copy-Item "$previousLesson\sql\reset_contacts.sql" .\sql</w:t>
+        <w:t>Copy-Item "$previousLesson\sql\reset_contacts_c.sql" .\sql</w:t>
       </w:r>
     </w:p>
     <w:p>
@@ -1881,6 +1881,46 @@
         <w:pStyle w:val="CommandBlock"/>
       </w:pPr>
       <w:r>
+        <w:t>Copy-Item "$previousLesson\sql\reset_contacts_cpp.sql" .\sql</w:t>
+      </w:r>
+    </w:p>
+    <w:p>
+      <w:pPr>
+        <w:pStyle w:val="CommandBlock"/>
+      </w:pPr>
+      <w:r>
+        <w:t>Copy-Item "$previousLesson\sql\reset_contacts_csharp.sql" .\sql</w:t>
+      </w:r>
+    </w:p>
+    <w:p>
+      <w:pPr>
+        <w:pStyle w:val="CommandBlock"/>
+      </w:pPr>
+      <w:r>
+        <w:t>Copy-Item "$previousLesson\sql\reset_contacts_go.sql" .\sql</w:t>
+      </w:r>
+    </w:p>
+    <w:p>
+      <w:pPr>
+        <w:pStyle w:val="CommandBlock"/>
+      </w:pPr>
+      <w:r>
+        <w:t>Copy-Item "$previousLesson\sql\reset_contacts_python.sql" .\sql</w:t>
+      </w:r>
+    </w:p>
+    <w:p>
+      <w:pPr>
+        <w:pStyle w:val="CommandBlock"/>
+      </w:pPr>
+      <w:r>
+        <w:t>Copy-Item "$previousLesson\sql\reset_contacts_typescript.sql" .\sql</w:t>
+      </w:r>
+    </w:p>
+    <w:p>
+      <w:pPr>
+        <w:pStyle w:val="CommandBlock"/>
+      </w:pPr>
+      <w:r>
         <w:t>Copy-Item "$previousLesson\c\contacts.*", "$previousLesson\c\contact_store.*" .\c</w:t>
       </w:r>
     </w:p>
@@ -2159,7 +2199,7 @@
         <w:pStyle w:val="CommandBlock"/>
       </w:pPr>
       <w:r>
-        <w:t>cp ../lesson-6.7/sql/reset_contacts.sql ./sql</w:t>
+        <w:t>cp ../lesson-6.7/sql/reset_contacts_{c,cpp,csharp}.sql ./sql</w:t>
       </w:r>
     </w:p>
     <w:p>
@@ -2167,6 +2207,14 @@
         <w:pStyle w:val="CommandBlock"/>
       </w:pPr>
       <w:r>
+        <w:t>cp ../lesson-6.7/sql/reset_contacts_{go,python,typescript}.sql ./sql</w:t>
+      </w:r>
+    </w:p>
+    <w:p>
+      <w:pPr>
+        <w:pStyle w:val="CommandBlock"/>
+      </w:pPr>
+      <w:r>
         <w:t>cp ../lesson-6.7/c/contacts.[ch] ../lesson-6.7/c/cJSON.[ch] ./c</w:t>
       </w:r>
     </w:p>
@@ -2442,7 +2490,7 @@
         <w:pStyle w:val="CommandBlock"/>
       </w:pPr>
       <w:r>
-        <w:t>Test-Path .\sql\reset_contacts.sql</w:t>
+        <w:t>Test-Path .\sql\reset_contacts_c.sql, .\sql\reset_contacts_cpp.sql, `</w:t>
       </w:r>
     </w:p>
     <w:p>
@@ -2450,6 +2498,22 @@
         <w:pStyle w:val="CommandBlock"/>
       </w:pPr>
       <w:r>
+        <w:t xml:space="preserve">    .\sql\reset_contacts_csharp.sql, .\sql\reset_contacts_go.sql, `</w:t>
+      </w:r>
+    </w:p>
+    <w:p>
+      <w:pPr>
+        <w:pStyle w:val="CommandBlock"/>
+      </w:pPr>
+      <w:r>
+        <w:t xml:space="preserve">    .\sql\reset_contacts_python.sql, .\sql\reset_contacts_typescript.sql</w:t>
+      </w:r>
+    </w:p>
+    <w:p>
+      <w:pPr>
+        <w:pStyle w:val="CommandBlock"/>
+      </w:pPr>
+      <w:r>
         <w:t>Test-Path .\typescript\package.json, .\typescript\tsconfig.json</w:t>
       </w:r>
     </w:p>
@@ -2636,6 +2700,51 @@
         <w:keepNext/>
       </w:pPr>
       <w:r>
+        <w:t>True</w:t>
+      </w:r>
+    </w:p>
+    <w:p>
+      <w:pPr>
+        <w:pStyle w:val="RequiredOutput"/>
+        <w:keepNext/>
+      </w:pPr>
+      <w:r>
+        <w:t>True</w:t>
+      </w:r>
+    </w:p>
+    <w:p>
+      <w:pPr>
+        <w:pStyle w:val="RequiredOutput"/>
+        <w:keepNext/>
+      </w:pPr>
+      <w:r>
+        <w:t>True</w:t>
+      </w:r>
+    </w:p>
+    <w:p>
+      <w:pPr>
+        <w:pStyle w:val="RequiredOutput"/>
+        <w:keepNext/>
+      </w:pPr>
+      <w:r>
+        <w:t>True</w:t>
+      </w:r>
+    </w:p>
+    <w:p>
+      <w:pPr>
+        <w:pStyle w:val="RequiredOutput"/>
+        <w:keepNext/>
+      </w:pPr>
+      <w:r>
+        <w:t>True</w:t>
+      </w:r>
+    </w:p>
+    <w:p>
+      <w:pPr>
+        <w:pStyle w:val="RequiredOutput"/>
+        <w:keepNext/>
+      </w:pPr>
+      <w:r>
         <w:t>4</w:t>
       </w:r>
     </w:p>
@@ -2954,7 +3063,7 @@
     </w:p>
     <w:p>
       <w:r>
-        <w:t>The Data Reset file, .\sql\reset_contacts.sql, came with the copy: it is Chapter 5's reset, as in Lessons 6.5 to 6.7. Run the Data Reset once before the first server. Every PATCH in this lesson sets fixed values, so a run gives the same result whatever the earlier runs left, and the runs need no reset between them; run it again whenever you want the known contacts back.</w:t>
+        <w:t>The Data Reset files, one per language such as .\sql\reset_contacts_go.sql, came with the copy: they are Chapter 5's reset, as in Lessons 6.5 to 6.7, each for its language's own table, such as contacts_go. Run the Data Reset once before the first server. Every PATCH in this lesson sets fixed values, so a run gives the same result whatever the earlier runs left, and the runs need no reset between them; run it again whenever you want the known contacts back.</w:t>
       </w:r>
     </w:p>
     <w:p>
@@ -3004,7 +3113,6 @@
     <w:p>
       <w:pPr>
         <w:pStyle w:val="CommandBlock"/>
-        <w:keepNext/>
       </w:pPr>
       <w:r>
         <w:t>&amp; $mysql -u devuser -h 127.0.0.1 -P 3306 `</w:t>
@@ -3013,7 +3121,6 @@
     <w:p>
       <w:pPr>
         <w:pStyle w:val="CommandBlock"/>
-        <w:keepNext/>
       </w:pPr>
       <w:r>
         <w:t xml:space="preserve">    -e "CREATE DATABASE IF NOT EXISTS spa_contacts"</w:t>
@@ -3022,7 +3129,6 @@
     <w:p>
       <w:pPr>
         <w:pStyle w:val="CommandBlock"/>
-        <w:keepNext/>
       </w:pPr>
       <w:r>
         <w:t>&amp; $mysql -u devuser -h 127.0.0.1 -P 3306 -D spa_contacts --commands `</w:t>
@@ -3031,15 +3137,94 @@
     <w:p>
       <w:pPr>
         <w:pStyle w:val="CommandBlock"/>
-        <w:keepNext/>
-      </w:pPr>
-      <w:r>
-        <w:t xml:space="preserve">    -e "source ./sql/reset_contacts.sql"</w:t>
+      </w:pPr>
+      <w:r>
+        <w:t xml:space="preserve">    -e "source ./sql/reset_contacts_c.sql"</w:t>
       </w:r>
     </w:p>
     <w:p>
       <w:pPr>
         <w:pStyle w:val="CommandBlock"/>
+      </w:pPr>
+      <w:r>
+        <w:t>&amp; $mysql -u devuser -h 127.0.0.1 -P 3306 -D spa_contacts --commands `</w:t>
+      </w:r>
+    </w:p>
+    <w:p>
+      <w:pPr>
+        <w:pStyle w:val="CommandBlock"/>
+      </w:pPr>
+      <w:r>
+        <w:t xml:space="preserve">    -e "source ./sql/reset_contacts_cpp.sql"</w:t>
+      </w:r>
+    </w:p>
+    <w:p>
+      <w:pPr>
+        <w:pStyle w:val="CommandBlock"/>
+      </w:pPr>
+      <w:r>
+        <w:t>&amp; $mysql -u devuser -h 127.0.0.1 -P 3306 -D spa_contacts --commands `</w:t>
+      </w:r>
+    </w:p>
+    <w:p>
+      <w:pPr>
+        <w:pStyle w:val="CommandBlock"/>
+      </w:pPr>
+      <w:r>
+        <w:t xml:space="preserve">    -e "source ./sql/reset_contacts_csharp.sql"</w:t>
+      </w:r>
+    </w:p>
+    <w:p>
+      <w:pPr>
+        <w:pStyle w:val="CommandBlock"/>
+      </w:pPr>
+      <w:r>
+        <w:t>&amp; $mysql -u devuser -h 127.0.0.1 -P 3306 -D spa_contacts --commands `</w:t>
+      </w:r>
+    </w:p>
+    <w:p>
+      <w:pPr>
+        <w:pStyle w:val="CommandBlock"/>
+      </w:pPr>
+      <w:r>
+        <w:t xml:space="preserve">    -e "source ./sql/reset_contacts_go.sql"</w:t>
+      </w:r>
+    </w:p>
+    <w:p>
+      <w:pPr>
+        <w:pStyle w:val="CommandBlock"/>
+      </w:pPr>
+      <w:r>
+        <w:t>&amp; $mysql -u devuser -h 127.0.0.1 -P 3306 -D spa_contacts --commands `</w:t>
+      </w:r>
+    </w:p>
+    <w:p>
+      <w:pPr>
+        <w:pStyle w:val="CommandBlock"/>
+      </w:pPr>
+      <w:r>
+        <w:t xml:space="preserve">    -e "source ./sql/reset_contacts_python.sql"</w:t>
+      </w:r>
+    </w:p>
+    <w:p>
+      <w:pPr>
+        <w:pStyle w:val="CommandBlock"/>
+      </w:pPr>
+      <w:r>
+        <w:t>&amp; $mysql -u devuser -h 127.0.0.1 -P 3306 -D spa_contacts --commands `</w:t>
+      </w:r>
+    </w:p>
+    <w:p>
+      <w:pPr>
+        <w:pStyle w:val="CommandBlock"/>
+      </w:pPr>
+      <w:r>
+        <w:t xml:space="preserve">    -e "source ./sql/reset_contacts_typescript.sql"</w:t>
+      </w:r>
+    </w:p>
+    <w:p>
+      <w:pPr>
+        <w:pStyle w:val="CommandBlock"/>
         <w:keepNext/>
       </w:pPr>
       <w:r>
@@ -3052,7 +3237,7 @@
         <w:keepNext/>
       </w:pPr>
       <w:r>
-        <w:t xml:space="preserve">    -e "SELECT id, name, email, phone FROM contacts ORDER BY id"</w:t>
+        <w:t xml:space="preserve">    -e "SELECT id, name, email, phone FROM contacts_c ORDER BY id"</w:t>
       </w:r>
     </w:p>
     <w:p>
@@ -3097,7 +3282,6 @@
     <w:p>
       <w:pPr>
         <w:pStyle w:val="CommandBlock"/>
-        <w:keepNext/>
       </w:pPr>
       <w:r>
         <w:t xml:space="preserve">    -e "CREATE DATABASE IF NOT EXISTS spa_contacts"</w:t>
@@ -3106,15 +3290,102 @@
     <w:p>
       <w:pPr>
         <w:pStyle w:val="CommandBlock"/>
-        <w:keepNext/>
-      </w:pPr>
-      <w:r>
-        <w:t>mysql -u devuser -h 127.0.0.1 -P 3306 -D spa_contacts &lt; ./sql/reset_contacts.sql</w:t>
+      </w:pPr>
+      <w:r>
+        <w:t>mysql -u devuser -h 127.0.0.1 -P 3306 -D spa_contacts \</w:t>
       </w:r>
     </w:p>
     <w:p>
       <w:pPr>
         <w:pStyle w:val="CommandBlock"/>
+      </w:pPr>
+      <w:r>
+        <w:t xml:space="preserve">    &lt; ./sql/reset_contacts_c.sql</w:t>
+      </w:r>
+    </w:p>
+    <w:p>
+      <w:pPr>
+        <w:pStyle w:val="CommandBlock"/>
+      </w:pPr>
+      <w:r>
+        <w:t>mysql -u devuser -h 127.0.0.1 -P 3306 -D spa_contacts \</w:t>
+      </w:r>
+    </w:p>
+    <w:p>
+      <w:pPr>
+        <w:pStyle w:val="CommandBlock"/>
+      </w:pPr>
+      <w:r>
+        <w:t xml:space="preserve">    &lt; ./sql/reset_contacts_cpp.sql</w:t>
+      </w:r>
+    </w:p>
+    <w:p>
+      <w:pPr>
+        <w:pStyle w:val="CommandBlock"/>
+      </w:pPr>
+      <w:r>
+        <w:t>mysql -u devuser -h 127.0.0.1 -P 3306 -D spa_contacts \</w:t>
+      </w:r>
+    </w:p>
+    <w:p>
+      <w:pPr>
+        <w:pStyle w:val="CommandBlock"/>
+      </w:pPr>
+      <w:r>
+        <w:t xml:space="preserve">    &lt; ./sql/reset_contacts_csharp.sql</w:t>
+      </w:r>
+    </w:p>
+    <w:p>
+      <w:pPr>
+        <w:pStyle w:val="CommandBlock"/>
+      </w:pPr>
+      <w:r>
+        <w:t>mysql -u devuser -h 127.0.0.1 -P 3306 -D spa_contacts \</w:t>
+      </w:r>
+    </w:p>
+    <w:p>
+      <w:pPr>
+        <w:pStyle w:val="CommandBlock"/>
+      </w:pPr>
+      <w:r>
+        <w:t xml:space="preserve">    &lt; ./sql/reset_contacts_go.sql</w:t>
+      </w:r>
+    </w:p>
+    <w:p>
+      <w:pPr>
+        <w:pStyle w:val="CommandBlock"/>
+      </w:pPr>
+      <w:r>
+        <w:t>mysql -u devuser -h 127.0.0.1 -P 3306 -D spa_contacts \</w:t>
+      </w:r>
+    </w:p>
+    <w:p>
+      <w:pPr>
+        <w:pStyle w:val="CommandBlock"/>
+      </w:pPr>
+      <w:r>
+        <w:t xml:space="preserve">    &lt; ./sql/reset_contacts_python.sql</w:t>
+      </w:r>
+    </w:p>
+    <w:p>
+      <w:pPr>
+        <w:pStyle w:val="CommandBlock"/>
+      </w:pPr>
+      <w:r>
+        <w:t>mysql -u devuser -h 127.0.0.1 -P 3306 -D spa_contacts \</w:t>
+      </w:r>
+    </w:p>
+    <w:p>
+      <w:pPr>
+        <w:pStyle w:val="CommandBlock"/>
+      </w:pPr>
+      <w:r>
+        <w:t xml:space="preserve">    &lt; ./sql/reset_contacts_typescript.sql</w:t>
+      </w:r>
+    </w:p>
+    <w:p>
+      <w:pPr>
+        <w:pStyle w:val="CommandBlock"/>
         <w:keepNext/>
       </w:pPr>
       <w:r>
@@ -3127,7 +3398,7 @@
         <w:keepNext/>
       </w:pPr>
       <w:r>
-        <w:t xml:space="preserve">    -e "SELECT id, name, email, phone FROM contacts ORDER BY id"</w:t>
+        <w:t xml:space="preserve">    -e "SELECT id, name, email, phone FROM contacts_c ORDER BY id"</w:t>
       </w:r>
     </w:p>
     <w:p>
@@ -3148,7 +3419,7 @@
         <w:keepNext/>
       </w:pPr>
       <w:r>
-        <w:t>The first two commands print nothing. The query prints exactly this table:</w:t>
+        <w:t>The CREATE DATABASE and reset commands print nothing. The query shows the C programs' table, contacts_c; put your language's table in its place to see that one. It prints exactly this table, and every language's table holds the same rows:</w:t>
       </w:r>
     </w:p>
     <w:p>
@@ -3674,7 +3945,7 @@
         <w:pStyle w:val="SourceCode"/>
       </w:pPr>
       <w:r>
-        <w:t xml:space="preserve">    "UPDATE contacts SET name = ?, email = ?, phone = ? WHERE id = ?"</w:t>
+        <w:t xml:space="preserve">    "UPDATE contacts_c SET name = ?, email = ?, phone = ? WHERE id = ?"</w:t>
       </w:r>
     </w:p>
     <w:p>
@@ -16045,7 +16316,7 @@
         <w:pStyle w:val="SourceCode"/>
       </w:pPr>
       <w:r>
-        <w:t xml:space="preserve">    "UPDATE contacts SET name = ?, email = ?, phone = ? WHERE id = ?";</w:t>
+        <w:t xml:space="preserve">    "UPDATE contacts_cpp SET name = ?, email = ?, phone = ? WHERE id = ?";</w:t>
       </w:r>
     </w:p>
     <w:p>
@@ -24444,15 +24715,15 @@
         <w:pStyle w:val="SourceCode"/>
       </w:pPr>
       <w:r>
-        <w:t xml:space="preserve">        "UPDATE contacts SET name = @name, email = @email, phone = @phone " +</w:t>
-      </w:r>
-    </w:p>
-    <w:p>
-      <w:pPr>
-        <w:pStyle w:val="SourceCode"/>
-      </w:pPr>
-      <w:r>
-        <w:t xml:space="preserve">        "WHERE id = @id";</w:t>
+        <w:t xml:space="preserve">        "UPDATE contacts_csharp SET name = @name, email = @email, " +</w:t>
+      </w:r>
+    </w:p>
+    <w:p>
+      <w:pPr>
+        <w:pStyle w:val="SourceCode"/>
+      </w:pPr>
+      <w:r>
+        <w:t xml:space="preserve">        "phone = @phone WHERE id = @id";</w:t>
       </w:r>
     </w:p>
     <w:p>
@@ -33449,7 +33720,7 @@
         <w:pStyle w:val="SourceCode"/>
       </w:pPr>
       <w:r>
-        <w:t>const updateSQL = "UPDATE contacts SET name = ?, email = ?, phone = ? " +</w:t>
+        <w:t>const updateSQL = "UPDATE contacts_go SET name = ?, email = ?, phone = ? " +</w:t>
       </w:r>
     </w:p>
     <w:p>
@@ -42803,7 +43074,7 @@
         <w:pStyle w:val="SourceCode"/>
       </w:pPr>
       <w:r>
-        <w:t>UPDATE_SQL = ("UPDATE contacts SET name = %s, email = %s, phone = %s "</w:t>
+        <w:t>UPDATE_SQL = ("UPDATE contacts_python SET name = %s, email = %s, phone = %s "</w:t>
       </w:r>
     </w:p>
     <w:p>
@@ -50193,7 +50464,7 @@
         <w:pStyle w:val="SourceCode"/>
       </w:pPr>
       <w:r>
-        <w:t xml:space="preserve">    "UPDATE contacts SET name = ?, email = ?, phone = ? WHERE id = ?";</w:t>
+        <w:t xml:space="preserve">    "UPDATE contacts_typescript SET name = ?, email = ?, phone = ? WHERE id = ?";</w:t>
       </w:r>
     </w:p>
     <w:p>
@@ -59227,31 +59498,31 @@
       </w:rPr>
     </w:lvl>
   </w:abstractNum>
-  <w:num w:numId="1" w16cid:durableId="193270402">
+  <w:num w:numId="1" w16cid:durableId="204634506">
     <w:abstractNumId w:val="8"/>
   </w:num>
-  <w:num w:numId="2" w16cid:durableId="1731617407">
+  <w:num w:numId="2" w16cid:durableId="1734040082">
     <w:abstractNumId w:val="6"/>
   </w:num>
-  <w:num w:numId="3" w16cid:durableId="1392466365">
+  <w:num w:numId="3" w16cid:durableId="1551843690">
     <w:abstractNumId w:val="5"/>
   </w:num>
-  <w:num w:numId="4" w16cid:durableId="87772997">
+  <w:num w:numId="4" w16cid:durableId="391270421">
     <w:abstractNumId w:val="4"/>
   </w:num>
-  <w:num w:numId="5" w16cid:durableId="776220954">
+  <w:num w:numId="5" w16cid:durableId="1738474467">
     <w:abstractNumId w:val="7"/>
   </w:num>
-  <w:num w:numId="6" w16cid:durableId="1379814486">
+  <w:num w:numId="6" w16cid:durableId="885945680">
     <w:abstractNumId w:val="3"/>
   </w:num>
-  <w:num w:numId="7" w16cid:durableId="627248049">
+  <w:num w:numId="7" w16cid:durableId="1236209415">
     <w:abstractNumId w:val="2"/>
   </w:num>
-  <w:num w:numId="8" w16cid:durableId="56561317">
+  <w:num w:numId="8" w16cid:durableId="958535136">
     <w:abstractNumId w:val="1"/>
   </w:num>
-  <w:num w:numId="9" w16cid:durableId="1493063148">
+  <w:num w:numId="9" w16cid:durableId="1993675013">
     <w:abstractNumId w:val="0"/>
   </w:num>
 </w:numbering>

--- a/Volume 1/Chapter 06 - RESTful APIs/SPA_Vol1_Ch6_Lesson6_8_PATCH_Requests.docx
+++ b/Volume 1/Chapter 06 - RESTful APIs/SPA_Vol1_Ch6_Lesson6_8_PATCH_Requests.docx
@@ -2415,7 +2415,7 @@
         <w:keepNext/>
       </w:pPr>
       <w:r>
-        <w:t>$openssl = "C:\Program Files\Git\mingw64\bin\openssl.exe"</w:t>
+        <w:t>$openssl = "C:\Program Files\Git\ucrt64\bin\openssl.exe"</w:t>
       </w:r>
     </w:p>
     <w:p>
@@ -59573,31 +59573,31 @@
       </w:rPr>
     </w:lvl>
   </w:abstractNum>
-  <w:num w:numId="1" w16cid:durableId="422724088">
+  <w:num w:numId="1" w16cid:durableId="1475413002">
     <w:abstractNumId w:val="8"/>
   </w:num>
-  <w:num w:numId="2" w16cid:durableId="1109160940">
+  <w:num w:numId="2" w16cid:durableId="1245336278">
     <w:abstractNumId w:val="6"/>
   </w:num>
-  <w:num w:numId="3" w16cid:durableId="1452549616">
+  <w:num w:numId="3" w16cid:durableId="1240797772">
     <w:abstractNumId w:val="5"/>
   </w:num>
-  <w:num w:numId="4" w16cid:durableId="546064284">
+  <w:num w:numId="4" w16cid:durableId="934478343">
     <w:abstractNumId w:val="4"/>
   </w:num>
-  <w:num w:numId="5" w16cid:durableId="117843368">
+  <w:num w:numId="5" w16cid:durableId="765661435">
     <w:abstractNumId w:val="7"/>
   </w:num>
-  <w:num w:numId="6" w16cid:durableId="1593705646">
+  <w:num w:numId="6" w16cid:durableId="1512259407">
     <w:abstractNumId w:val="3"/>
   </w:num>
-  <w:num w:numId="7" w16cid:durableId="1781608078">
+  <w:num w:numId="7" w16cid:durableId="759253467">
     <w:abstractNumId w:val="2"/>
   </w:num>
-  <w:num w:numId="8" w16cid:durableId="1065689916">
+  <w:num w:numId="8" w16cid:durableId="317614092">
     <w:abstractNumId w:val="1"/>
   </w:num>
-  <w:num w:numId="9" w16cid:durableId="153569517">
+  <w:num w:numId="9" w16cid:durableId="1132601093">
     <w:abstractNumId w:val="0"/>
   </w:num>
 </w:numbering>
